--- a/downloads/teacher/05 Materials/Unit 06/Handouts/Handout 06.04 - Neighborhood Map and Price Comparison.docx
+++ b/downloads/teacher/05 Materials/Unit 06/Handouts/Handout 06.04 - Neighborhood Map and Price Comparison.docx
@@ -35,17 +35,6 @@
       </w:r>
       <w:r>
         <w:t xml:space="preserve">The neighborhood is not a real place. The prices are written to look like a real Long Island supermarket and a real corner store. Nobody is being described here.</w:t>
-      </w:r>
-    </w:p>
-    <w:p>
-      <w:pPr>
-        <w:pStyle w:val="BodyText"/>
-      </w:pPr>
-      <w:r>
-        <w:rPr>
-          <w:rStyle w:val="TeacherNote"/>
-        </w:rPr>
-        <w:t xml:space="preserve">[Sal: update the supermarket column from this week’s circular and the convenience column from whatever store is near the school. Students believe the numbers more when they recognize them.]</w:t>
       </w:r>
     </w:p>
     <w:p>
@@ -3648,15 +3637,6 @@
       </w:r>
       <w:r>
         <w:t xml:space="preserve">measured from the map as drawn: Home A to the supermarket, about 1.1 miles; Home B, about 0.7 miles; Home C, about 1.4 miles. Nearest convenience store: Home A to Quick Stop about 0.3 miles, Home B to Corner Mart about 0.4 miles, Home C to Corner Mart about 0.2 miles.</w:t>
-      </w:r>
-      <w:r>
-        <w:t xml:space="preserve"> </w:t>
-      </w:r>
-      <w:r>
-        <w:rPr>
-          <w:rStyle w:val="TeacherNote"/>
-        </w:rPr>
-        <w:t xml:space="preserve">[Sal: these depend on how the map prints. Measure your own printed copy once and write the answers in, or tell students any answer within a tenth of a mile of the class average is fine. The exact number is not the point; the ratio is.]</w:t>
       </w:r>
     </w:p>
     <w:p>
